--- a/lessons/4-4/downloads/reveal/teacher/4.4-session-2-prerequisite-practice-b.docx
+++ b/lessons/4-4/downloads/reveal/teacher/4.4-session-2-prerequisite-practice-b.docx
@@ -114,7 +114,7 @@
           <w:sz w:val="17"/>
           <w:szCs w:val="17"/>
         </w:rPr>
-        <w:t xml:space="preserve">Builds on Lesson 4-4 Session 1 · 6.RP.A.3c</w:t>
+        <w:t xml:space="preserve">Builds on Lesson 4-4 Session 1</w:t>
       </w:r>
     </w:p>
     <w:tbl>
@@ -245,7 +245,7 @@
                 <w:sz w:val="20"/>
                 <w:szCs w:val="20"/>
               </w:rPr>
-              <w:t xml:space="preserve">You will use it in Practice Form A, problem 6.</w:t>
+              <w:t xml:space="preserve">You will use it in Practice, problem 6.</w:t>
             </w:r>
           </w:p>
         </w:tc>
@@ -261,6 +261,7 @@
           <w:tab w:val="right" w:pos="9504"/>
         </w:tabs>
         <w:spacing w:before="50" w:after="36" w:line="240" w:lineRule="auto"/>
+        <w:outlineLvl w:val="1"/>
       </w:pPr>
       <w:r>
         <w:rPr>
@@ -509,6 +510,7 @@
           <w:tab w:val="right" w:pos="9504"/>
         </w:tabs>
         <w:spacing w:before="50" w:after="36" w:line="240" w:lineRule="auto"/>
+        <w:outlineLvl w:val="1"/>
       </w:pPr>
       <w:r>
         <w:rPr>
@@ -715,6 +717,7 @@
           <w:tab w:val="right" w:pos="9504"/>
         </w:tabs>
         <w:spacing w:before="50" w:after="36" w:line="240" w:lineRule="auto"/>
+        <w:outlineLvl w:val="1"/>
       </w:pPr>
       <w:r>
         <w:rPr>
@@ -761,8 +764,8 @@
           <w:rFonts w:ascii="Avenir Next" w:hAnsi="Avenir Next" w:cs="Avenir Next" w:eastAsia="Avenir Next"/>
           <w:b/>
           <w:color w:val="1A1A1A"/>
-          <w:sz w:val="22"/>
-          <w:szCs w:val="22"/>
+          <w:sz w:val="21"/>
+          <w:szCs w:val="21"/>
         </w:rPr>
         <w:t xml:space="preserve">1.</w:t>
       </w:r>
@@ -770,8 +773,8 @@
         <w:rPr>
           <w:rFonts w:ascii="Avenir Next" w:hAnsi="Avenir Next" w:cs="Avenir Next" w:eastAsia="Avenir Next"/>
           <w:color w:val="1A1A1A"/>
-          <w:sz w:val="22"/>
-          <w:szCs w:val="22"/>
+          <w:sz w:val="21"/>
+          <w:szCs w:val="21"/>
         </w:rPr>
         <w:tab/>
       </w:r>
@@ -779,8 +782,8 @@
         <w:rPr>
           <w:rFonts w:ascii="Avenir Next" w:hAnsi="Avenir Next" w:cs="Avenir Next" w:eastAsia="Avenir Next"/>
           <w:color w:val="1A1A1A"/>
-          <w:sz w:val="22"/>
-          <w:szCs w:val="22"/>
+          <w:sz w:val="21"/>
+          <w:szCs w:val="21"/>
         </w:rPr>
         <w:t xml:space="preserve">Find 40% of 50.</w:t>
       </w:r>
@@ -867,8 +870,18 @@
           <w:color w:val="1A1A1A"/>
           <w:sz w:val="21"/>
           <w:szCs w:val="21"/>
-        </w:rPr>
-        <w:t xml:space="preserve">0.4 × 50 = </w:t>
+          <w:u w:val="single"/>
+        </w:rPr>
+        <w:t xml:space="preserve">                </w:t>
+      </w:r>
+      <w:r>
+        <w:rPr>
+          <w:rFonts w:ascii="Avenir Next" w:hAnsi="Avenir Next" w:cs="Avenir Next" w:eastAsia="Avenir Next"/>
+          <w:color w:val="1A1A1A"/>
+          <w:sz w:val="21"/>
+          <w:szCs w:val="21"/>
+        </w:rPr>
+        <w:t xml:space="preserve"> × 50 = </w:t>
       </w:r>
       <w:r>
         <w:rPr>
@@ -916,7 +929,26 @@
           <w:sz w:val="21"/>
           <w:szCs w:val="21"/>
         </w:rPr>
-        <w:t xml:space="preserve">Is 20 less than 50? </w:t>
+        <w:t xml:space="preserve">Is </w:t>
+      </w:r>
+      <w:r>
+        <w:rPr>
+          <w:rFonts w:ascii="Avenir Next" w:hAnsi="Avenir Next" w:cs="Avenir Next" w:eastAsia="Avenir Next"/>
+          <w:color w:val="1A1A1A"/>
+          <w:sz w:val="21"/>
+          <w:szCs w:val="21"/>
+          <w:u w:val="single"/>
+        </w:rPr>
+        <w:t xml:space="preserve">                </w:t>
+      </w:r>
+      <w:r>
+        <w:rPr>
+          <w:rFonts w:ascii="Avenir Next" w:hAnsi="Avenir Next" w:cs="Avenir Next" w:eastAsia="Avenir Next"/>
+          <w:color w:val="1A1A1A"/>
+          <w:sz w:val="21"/>
+          <w:szCs w:val="21"/>
+        </w:rPr>
+        <w:t xml:space="preserve"> less than 50? </w:t>
       </w:r>
       <w:r>
         <w:rPr>
@@ -948,8 +980,8 @@
           <w:rFonts w:ascii="Avenir Next" w:hAnsi="Avenir Next" w:cs="Avenir Next" w:eastAsia="Avenir Next"/>
           <w:b/>
           <w:color w:val="1A1A1A"/>
-          <w:sz w:val="22"/>
-          <w:szCs w:val="22"/>
+          <w:sz w:val="21"/>
+          <w:szCs w:val="21"/>
         </w:rPr>
         <w:t xml:space="preserve">2.</w:t>
       </w:r>
@@ -957,8 +989,8 @@
         <w:rPr>
           <w:rFonts w:ascii="Avenir Next" w:hAnsi="Avenir Next" w:cs="Avenir Next" w:eastAsia="Avenir Next"/>
           <w:color w:val="1A1A1A"/>
-          <w:sz w:val="22"/>
-          <w:szCs w:val="22"/>
+          <w:sz w:val="21"/>
+          <w:szCs w:val="21"/>
         </w:rPr>
         <w:tab/>
       </w:r>
@@ -966,8 +998,8 @@
         <w:rPr>
           <w:rFonts w:ascii="Avenir Next" w:hAnsi="Avenir Next" w:cs="Avenir Next" w:eastAsia="Avenir Next"/>
           <w:color w:val="1A1A1A"/>
-          <w:sz w:val="22"/>
-          <w:szCs w:val="22"/>
+          <w:sz w:val="21"/>
+          <w:szCs w:val="21"/>
         </w:rPr>
         <w:t xml:space="preserve">Find 25% of 90.</w:t>
       </w:r>
@@ -1054,8 +1086,18 @@
           <w:color w:val="1A1A1A"/>
           <w:sz w:val="21"/>
           <w:szCs w:val="21"/>
-        </w:rPr>
-        <w:t xml:space="preserve">0.25 × 90 = </w:t>
+          <w:u w:val="single"/>
+        </w:rPr>
+        <w:t xml:space="preserve">                </w:t>
+      </w:r>
+      <w:r>
+        <w:rPr>
+          <w:rFonts w:ascii="Avenir Next" w:hAnsi="Avenir Next" w:cs="Avenir Next" w:eastAsia="Avenir Next"/>
+          <w:color w:val="1A1A1A"/>
+          <w:sz w:val="21"/>
+          <w:szCs w:val="21"/>
+        </w:rPr>
+        <w:t xml:space="preserve"> × 90 = </w:t>
       </w:r>
       <w:r>
         <w:rPr>
@@ -1103,7 +1145,26 @@
           <w:sz w:val="21"/>
           <w:szCs w:val="21"/>
         </w:rPr>
-        <w:t xml:space="preserve">Is 22.5 less than 90? </w:t>
+        <w:t xml:space="preserve">Is </w:t>
+      </w:r>
+      <w:r>
+        <w:rPr>
+          <w:rFonts w:ascii="Avenir Next" w:hAnsi="Avenir Next" w:cs="Avenir Next" w:eastAsia="Avenir Next"/>
+          <w:color w:val="1A1A1A"/>
+          <w:sz w:val="21"/>
+          <w:szCs w:val="21"/>
+          <w:u w:val="single"/>
+        </w:rPr>
+        <w:t xml:space="preserve">                </w:t>
+      </w:r>
+      <w:r>
+        <w:rPr>
+          <w:rFonts w:ascii="Avenir Next" w:hAnsi="Avenir Next" w:cs="Avenir Next" w:eastAsia="Avenir Next"/>
+          <w:color w:val="1A1A1A"/>
+          <w:sz w:val="21"/>
+          <w:szCs w:val="21"/>
+        </w:rPr>
+        <w:t xml:space="preserve"> less than 90? </w:t>
       </w:r>
       <w:r>
         <w:rPr>
@@ -1131,6 +1192,7 @@
           <w:tab w:val="right" w:pos="9504"/>
         </w:tabs>
         <w:spacing w:before="50" w:after="36" w:line="240" w:lineRule="auto"/>
+        <w:outlineLvl w:val="1"/>
       </w:pPr>
       <w:r>
         <w:rPr>
@@ -1215,8 +1277,8 @@
                 <w:rFonts w:ascii="Avenir Next" w:hAnsi="Avenir Next" w:cs="Avenir Next" w:eastAsia="Avenir Next"/>
                 <w:b/>
                 <w:color w:val="1A1A1A"/>
-                <w:sz w:val="22"/>
-                <w:szCs w:val="22"/>
+                <w:sz w:val="21"/>
+                <w:szCs w:val="21"/>
               </w:rPr>
               <w:t xml:space="preserve">3.</w:t>
             </w:r>
@@ -1224,8 +1286,8 @@
               <w:rPr>
                 <w:rFonts w:ascii="Avenir Next" w:hAnsi="Avenir Next" w:cs="Avenir Next" w:eastAsia="Avenir Next"/>
                 <w:color w:val="1A1A1A"/>
-                <w:sz w:val="22"/>
-                <w:szCs w:val="22"/>
+                <w:sz w:val="21"/>
+                <w:szCs w:val="21"/>
               </w:rPr>
               <w:tab/>
             </w:r>
@@ -1233,8 +1295,8 @@
               <w:rPr>
                 <w:rFonts w:ascii="Avenir Next" w:hAnsi="Avenir Next" w:cs="Avenir Next" w:eastAsia="Avenir Next"/>
                 <w:color w:val="1A1A1A"/>
-                <w:sz w:val="22"/>
-                <w:szCs w:val="22"/>
+                <w:sz w:val="21"/>
+                <w:szCs w:val="21"/>
               </w:rPr>
               <w:t xml:space="preserve">Find each amount.</w:t>
             </w:r>
@@ -1289,8 +1351,8 @@
                       <w:rFonts w:ascii="Avenir Next" w:hAnsi="Avenir Next" w:cs="Avenir Next" w:eastAsia="Avenir Next"/>
                       <w:b/>
                       <w:color w:val="003A70"/>
-                      <w:sz w:val="22"/>
-                      <w:szCs w:val="22"/>
+                      <w:sz w:val="21"/>
+                      <w:szCs w:val="21"/>
                     </w:rPr>
                     <w:t xml:space="preserve">a.</w:t>
                   </w:r>
@@ -1298,8 +1360,8 @@
                     <w:rPr>
                       <w:rFonts w:ascii="Avenir Next" w:hAnsi="Avenir Next" w:cs="Avenir Next" w:eastAsia="Avenir Next"/>
                       <w:color w:val="1A1A1A"/>
-                      <w:sz w:val="22"/>
-                      <w:szCs w:val="22"/>
+                      <w:sz w:val="21"/>
+                      <w:szCs w:val="21"/>
                     </w:rPr>
                     <w:tab/>
                   </w:r>
@@ -1307,8 +1369,8 @@
                     <w:rPr>
                       <w:rFonts w:ascii="Avenir Next" w:hAnsi="Avenir Next" w:cs="Avenir Next" w:eastAsia="Avenir Next"/>
                       <w:color w:val="1A1A1A"/>
-                      <w:sz w:val="22"/>
-                      <w:szCs w:val="22"/>
+                      <w:sz w:val="21"/>
+                      <w:szCs w:val="21"/>
                     </w:rPr>
                     <w:t xml:space="preserve">50% of 30 =</w:t>
                   </w:r>
@@ -1316,8 +1378,8 @@
                     <w:rPr>
                       <w:rFonts w:ascii="Avenir Next" w:hAnsi="Avenir Next" w:cs="Avenir Next" w:eastAsia="Avenir Next"/>
                       <w:color w:val="1A1A1A"/>
-                      <w:sz w:val="22"/>
-                      <w:szCs w:val="22"/>
+                      <w:sz w:val="21"/>
+                      <w:szCs w:val="21"/>
                     </w:rPr>
                     <w:t xml:space="preserve">  </w:t>
                   </w:r>
@@ -1325,11 +1387,11 @@
                     <w:rPr>
                       <w:rFonts w:ascii="Avenir Next" w:hAnsi="Avenir Next" w:cs="Avenir Next" w:eastAsia="Avenir Next"/>
                       <w:color w:val="1A1A1A"/>
-                      <w:sz w:val="22"/>
-                      <w:szCs w:val="22"/>
+                      <w:sz w:val="21"/>
+                      <w:szCs w:val="21"/>
                       <w:u w:val="single"/>
                     </w:rPr>
-                    <w:t xml:space="preserve">        </w:t>
+                    <w:t xml:space="preserve">            </w:t>
                   </w:r>
                 </w:p>
               </w:tc>
@@ -1351,8 +1413,8 @@
                       <w:rFonts w:ascii="Avenir Next" w:hAnsi="Avenir Next" w:cs="Avenir Next" w:eastAsia="Avenir Next"/>
                       <w:b/>
                       <w:color w:val="003A70"/>
-                      <w:sz w:val="22"/>
-                      <w:szCs w:val="22"/>
+                      <w:sz w:val="21"/>
+                      <w:szCs w:val="21"/>
                     </w:rPr>
                     <w:t xml:space="preserve">b.</w:t>
                   </w:r>
@@ -1360,8 +1422,8 @@
                     <w:rPr>
                       <w:rFonts w:ascii="Avenir Next" w:hAnsi="Avenir Next" w:cs="Avenir Next" w:eastAsia="Avenir Next"/>
                       <w:color w:val="1A1A1A"/>
-                      <w:sz w:val="22"/>
-                      <w:szCs w:val="22"/>
+                      <w:sz w:val="21"/>
+                      <w:szCs w:val="21"/>
                     </w:rPr>
                     <w:tab/>
                   </w:r>
@@ -1369,8 +1431,8 @@
                     <w:rPr>
                       <w:rFonts w:ascii="Avenir Next" w:hAnsi="Avenir Next" w:cs="Avenir Next" w:eastAsia="Avenir Next"/>
                       <w:color w:val="1A1A1A"/>
-                      <w:sz w:val="22"/>
-                      <w:szCs w:val="22"/>
+                      <w:sz w:val="21"/>
+                      <w:szCs w:val="21"/>
                     </w:rPr>
                     <w:t xml:space="preserve">20% of 45 =</w:t>
                   </w:r>
@@ -1378,8 +1440,8 @@
                     <w:rPr>
                       <w:rFonts w:ascii="Avenir Next" w:hAnsi="Avenir Next" w:cs="Avenir Next" w:eastAsia="Avenir Next"/>
                       <w:color w:val="1A1A1A"/>
-                      <w:sz w:val="22"/>
-                      <w:szCs w:val="22"/>
+                      <w:sz w:val="21"/>
+                      <w:szCs w:val="21"/>
                     </w:rPr>
                     <w:t xml:space="preserve">  </w:t>
                   </w:r>
@@ -1387,11 +1449,11 @@
                     <w:rPr>
                       <w:rFonts w:ascii="Avenir Next" w:hAnsi="Avenir Next" w:cs="Avenir Next" w:eastAsia="Avenir Next"/>
                       <w:color w:val="1A1A1A"/>
-                      <w:sz w:val="22"/>
-                      <w:szCs w:val="22"/>
+                      <w:sz w:val="21"/>
+                      <w:szCs w:val="21"/>
                       <w:u w:val="single"/>
                     </w:rPr>
-                    <w:t xml:space="preserve">        </w:t>
+                    <w:t xml:space="preserve">            </w:t>
                   </w:r>
                 </w:p>
               </w:tc>
@@ -1413,8 +1475,8 @@
                       <w:rFonts w:ascii="Avenir Next" w:hAnsi="Avenir Next" w:cs="Avenir Next" w:eastAsia="Avenir Next"/>
                       <w:b/>
                       <w:color w:val="003A70"/>
-                      <w:sz w:val="22"/>
-                      <w:szCs w:val="22"/>
+                      <w:sz w:val="21"/>
+                      <w:szCs w:val="21"/>
                     </w:rPr>
                     <w:t xml:space="preserve">c.</w:t>
                   </w:r>
@@ -1422,8 +1484,8 @@
                     <w:rPr>
                       <w:rFonts w:ascii="Avenir Next" w:hAnsi="Avenir Next" w:cs="Avenir Next" w:eastAsia="Avenir Next"/>
                       <w:color w:val="1A1A1A"/>
-                      <w:sz w:val="22"/>
-                      <w:szCs w:val="22"/>
+                      <w:sz w:val="21"/>
+                      <w:szCs w:val="21"/>
                     </w:rPr>
                     <w:tab/>
                   </w:r>
@@ -1431,8 +1493,8 @@
                     <w:rPr>
                       <w:rFonts w:ascii="Avenir Next" w:hAnsi="Avenir Next" w:cs="Avenir Next" w:eastAsia="Avenir Next"/>
                       <w:color w:val="1A1A1A"/>
-                      <w:sz w:val="22"/>
-                      <w:szCs w:val="22"/>
+                      <w:sz w:val="21"/>
+                      <w:szCs w:val="21"/>
                     </w:rPr>
                     <w:t xml:space="preserve">80% of 40 =</w:t>
                   </w:r>
@@ -1440,8 +1502,8 @@
                     <w:rPr>
                       <w:rFonts w:ascii="Avenir Next" w:hAnsi="Avenir Next" w:cs="Avenir Next" w:eastAsia="Avenir Next"/>
                       <w:color w:val="1A1A1A"/>
-                      <w:sz w:val="22"/>
-                      <w:szCs w:val="22"/>
+                      <w:sz w:val="21"/>
+                      <w:szCs w:val="21"/>
                     </w:rPr>
                     <w:t xml:space="preserve">  </w:t>
                   </w:r>
@@ -1449,11 +1511,11 @@
                     <w:rPr>
                       <w:rFonts w:ascii="Avenir Next" w:hAnsi="Avenir Next" w:cs="Avenir Next" w:eastAsia="Avenir Next"/>
                       <w:color w:val="1A1A1A"/>
-                      <w:sz w:val="22"/>
-                      <w:szCs w:val="22"/>
+                      <w:sz w:val="21"/>
+                      <w:szCs w:val="21"/>
                       <w:u w:val="single"/>
                     </w:rPr>
-                    <w:t xml:space="preserve">        </w:t>
+                    <w:t xml:space="preserve">            </w:t>
                   </w:r>
                 </w:p>
               </w:tc>
@@ -1481,8 +1543,8 @@
                       <w:rFonts w:ascii="Avenir Next" w:hAnsi="Avenir Next" w:cs="Avenir Next" w:eastAsia="Avenir Next"/>
                       <w:b/>
                       <w:color w:val="003A70"/>
-                      <w:sz w:val="22"/>
-                      <w:szCs w:val="22"/>
+                      <w:sz w:val="21"/>
+                      <w:szCs w:val="21"/>
                     </w:rPr>
                     <w:t xml:space="preserve">d.</w:t>
                   </w:r>
@@ -1490,8 +1552,8 @@
                     <w:rPr>
                       <w:rFonts w:ascii="Avenir Next" w:hAnsi="Avenir Next" w:cs="Avenir Next" w:eastAsia="Avenir Next"/>
                       <w:color w:val="1A1A1A"/>
-                      <w:sz w:val="22"/>
-                      <w:szCs w:val="22"/>
+                      <w:sz w:val="21"/>
+                      <w:szCs w:val="21"/>
                     </w:rPr>
                     <w:tab/>
                   </w:r>
@@ -1499,8 +1561,8 @@
                     <w:rPr>
                       <w:rFonts w:ascii="Avenir Next" w:hAnsi="Avenir Next" w:cs="Avenir Next" w:eastAsia="Avenir Next"/>
                       <w:color w:val="1A1A1A"/>
-                      <w:sz w:val="22"/>
-                      <w:szCs w:val="22"/>
+                      <w:sz w:val="21"/>
+                      <w:szCs w:val="21"/>
                     </w:rPr>
                     <w:t xml:space="preserve">10% of 65 =</w:t>
                   </w:r>
@@ -1508,8 +1570,8 @@
                     <w:rPr>
                       <w:rFonts w:ascii="Avenir Next" w:hAnsi="Avenir Next" w:cs="Avenir Next" w:eastAsia="Avenir Next"/>
                       <w:color w:val="1A1A1A"/>
-                      <w:sz w:val="22"/>
-                      <w:szCs w:val="22"/>
+                      <w:sz w:val="21"/>
+                      <w:szCs w:val="21"/>
                     </w:rPr>
                     <w:t xml:space="preserve">  </w:t>
                   </w:r>
@@ -1517,11 +1579,11 @@
                     <w:rPr>
                       <w:rFonts w:ascii="Avenir Next" w:hAnsi="Avenir Next" w:cs="Avenir Next" w:eastAsia="Avenir Next"/>
                       <w:color w:val="1A1A1A"/>
-                      <w:sz w:val="22"/>
-                      <w:szCs w:val="22"/>
+                      <w:sz w:val="21"/>
+                      <w:szCs w:val="21"/>
                       <w:u w:val="single"/>
                     </w:rPr>
-                    <w:t xml:space="preserve">        </w:t>
+                    <w:t xml:space="preserve">            </w:t>
                   </w:r>
                 </w:p>
               </w:tc>
@@ -1543,8 +1605,8 @@
                       <w:rFonts w:ascii="Avenir Next" w:hAnsi="Avenir Next" w:cs="Avenir Next" w:eastAsia="Avenir Next"/>
                       <w:b/>
                       <w:color w:val="003A70"/>
-                      <w:sz w:val="22"/>
-                      <w:szCs w:val="22"/>
+                      <w:sz w:val="21"/>
+                      <w:szCs w:val="21"/>
                     </w:rPr>
                     <w:t xml:space="preserve">e.</w:t>
                   </w:r>
@@ -1552,8 +1614,8 @@
                     <w:rPr>
                       <w:rFonts w:ascii="Avenir Next" w:hAnsi="Avenir Next" w:cs="Avenir Next" w:eastAsia="Avenir Next"/>
                       <w:color w:val="1A1A1A"/>
-                      <w:sz w:val="22"/>
-                      <w:szCs w:val="22"/>
+                      <w:sz w:val="21"/>
+                      <w:szCs w:val="21"/>
                     </w:rPr>
                     <w:tab/>
                   </w:r>
@@ -1561,8 +1623,8 @@
                     <w:rPr>
                       <w:rFonts w:ascii="Avenir Next" w:hAnsi="Avenir Next" w:cs="Avenir Next" w:eastAsia="Avenir Next"/>
                       <w:color w:val="1A1A1A"/>
-                      <w:sz w:val="22"/>
-                      <w:szCs w:val="22"/>
+                      <w:sz w:val="21"/>
+                      <w:szCs w:val="21"/>
                     </w:rPr>
                     <w:t xml:space="preserve">25% of 36 =</w:t>
                   </w:r>
@@ -1570,8 +1632,8 @@
                     <w:rPr>
                       <w:rFonts w:ascii="Avenir Next" w:hAnsi="Avenir Next" w:cs="Avenir Next" w:eastAsia="Avenir Next"/>
                       <w:color w:val="1A1A1A"/>
-                      <w:sz w:val="22"/>
-                      <w:szCs w:val="22"/>
+                      <w:sz w:val="21"/>
+                      <w:szCs w:val="21"/>
                     </w:rPr>
                     <w:t xml:space="preserve">  </w:t>
                   </w:r>
@@ -1579,11 +1641,11 @@
                     <w:rPr>
                       <w:rFonts w:ascii="Avenir Next" w:hAnsi="Avenir Next" w:cs="Avenir Next" w:eastAsia="Avenir Next"/>
                       <w:color w:val="1A1A1A"/>
-                      <w:sz w:val="22"/>
-                      <w:szCs w:val="22"/>
+                      <w:sz w:val="21"/>
+                      <w:szCs w:val="21"/>
                       <w:u w:val="single"/>
                     </w:rPr>
-                    <w:t xml:space="preserve">        </w:t>
+                    <w:t xml:space="preserve">            </w:t>
                   </w:r>
                 </w:p>
               </w:tc>
@@ -1605,8 +1667,8 @@
                       <w:rFonts w:ascii="Avenir Next" w:hAnsi="Avenir Next" w:cs="Avenir Next" w:eastAsia="Avenir Next"/>
                       <w:b/>
                       <w:color w:val="003A70"/>
-                      <w:sz w:val="22"/>
-                      <w:szCs w:val="22"/>
+                      <w:sz w:val="21"/>
+                      <w:szCs w:val="21"/>
                     </w:rPr>
                     <w:t xml:space="preserve">f.</w:t>
                   </w:r>
@@ -1614,8 +1676,8 @@
                     <w:rPr>
                       <w:rFonts w:ascii="Avenir Next" w:hAnsi="Avenir Next" w:cs="Avenir Next" w:eastAsia="Avenir Next"/>
                       <w:color w:val="1A1A1A"/>
-                      <w:sz w:val="22"/>
-                      <w:szCs w:val="22"/>
+                      <w:sz w:val="21"/>
+                      <w:szCs w:val="21"/>
                     </w:rPr>
                     <w:tab/>
                   </w:r>
@@ -1623,8 +1685,8 @@
                     <w:rPr>
                       <w:rFonts w:ascii="Avenir Next" w:hAnsi="Avenir Next" w:cs="Avenir Next" w:eastAsia="Avenir Next"/>
                       <w:color w:val="1A1A1A"/>
-                      <w:sz w:val="22"/>
-                      <w:szCs w:val="22"/>
+                      <w:sz w:val="21"/>
+                      <w:szCs w:val="21"/>
                     </w:rPr>
                     <w:t xml:space="preserve">90% of 70 =</w:t>
                   </w:r>
@@ -1632,8 +1694,8 @@
                     <w:rPr>
                       <w:rFonts w:ascii="Avenir Next" w:hAnsi="Avenir Next" w:cs="Avenir Next" w:eastAsia="Avenir Next"/>
                       <w:color w:val="1A1A1A"/>
-                      <w:sz w:val="22"/>
-                      <w:szCs w:val="22"/>
+                      <w:sz w:val="21"/>
+                      <w:szCs w:val="21"/>
                     </w:rPr>
                     <w:t xml:space="preserve">  </w:t>
                   </w:r>
@@ -1641,11 +1703,11 @@
                     <w:rPr>
                       <w:rFonts w:ascii="Avenir Next" w:hAnsi="Avenir Next" w:cs="Avenir Next" w:eastAsia="Avenir Next"/>
                       <w:color w:val="1A1A1A"/>
-                      <w:sz w:val="22"/>
-                      <w:szCs w:val="22"/>
+                      <w:sz w:val="21"/>
+                      <w:szCs w:val="21"/>
                       <w:u w:val="single"/>
                     </w:rPr>
-                    <w:t xml:space="preserve">        </w:t>
+                    <w:t xml:space="preserve">            </w:t>
                   </w:r>
                 </w:p>
               </w:tc>
@@ -1713,7 +1775,7 @@
           <w:sz w:val="17"/>
           <w:szCs w:val="17"/>
         </w:rPr>
-        <w:t xml:space="preserve">Builds on Lesson 3-5 Session 1 · 6.RP.A.3b</w:t>
+        <w:t xml:space="preserve">Builds on Lesson 3-5 Session 1</w:t>
       </w:r>
     </w:p>
     <w:tbl>
@@ -1844,7 +1906,7 @@
                 <w:sz w:val="20"/>
                 <w:szCs w:val="20"/>
               </w:rPr>
-              <w:t xml:space="preserve">You will use it in Practice Form A, problems 4 and 8.</w:t>
+              <w:t xml:space="preserve">You will use it in Practice, problems 4 and 8.</w:t>
             </w:r>
           </w:p>
         </w:tc>
@@ -1860,6 +1922,7 @@
           <w:tab w:val="right" w:pos="9504"/>
         </w:tabs>
         <w:spacing w:before="50" w:after="36" w:line="240" w:lineRule="auto"/>
+        <w:outlineLvl w:val="1"/>
       </w:pPr>
       <w:r>
         <w:rPr>
@@ -2126,6 +2189,7 @@
           <w:tab w:val="right" w:pos="9504"/>
         </w:tabs>
         <w:spacing w:before="50" w:after="36" w:line="240" w:lineRule="auto"/>
+        <w:outlineLvl w:val="1"/>
       </w:pPr>
       <w:r>
         <w:rPr>
@@ -2332,6 +2396,7 @@
           <w:tab w:val="right" w:pos="9504"/>
         </w:tabs>
         <w:spacing w:before="50" w:after="36" w:line="240" w:lineRule="auto"/>
+        <w:outlineLvl w:val="1"/>
       </w:pPr>
       <w:r>
         <w:rPr>
@@ -2378,8 +2443,8 @@
           <w:rFonts w:ascii="Avenir Next" w:hAnsi="Avenir Next" w:cs="Avenir Next" w:eastAsia="Avenir Next"/>
           <w:b/>
           <w:color w:val="1A1A1A"/>
-          <w:sz w:val="22"/>
-          <w:szCs w:val="22"/>
+          <w:sz w:val="21"/>
+          <w:szCs w:val="21"/>
         </w:rPr>
         <w:t xml:space="preserve">4.</w:t>
       </w:r>
@@ -2387,8 +2452,8 @@
         <w:rPr>
           <w:rFonts w:ascii="Avenir Next" w:hAnsi="Avenir Next" w:cs="Avenir Next" w:eastAsia="Avenir Next"/>
           <w:color w:val="1A1A1A"/>
-          <w:sz w:val="22"/>
-          <w:szCs w:val="22"/>
+          <w:sz w:val="21"/>
+          <w:szCs w:val="21"/>
         </w:rPr>
         <w:tab/>
       </w:r>
@@ -2396,8 +2461,8 @@
         <w:rPr>
           <w:rFonts w:ascii="Avenir Next" w:hAnsi="Avenir Next" w:cs="Avenir Next" w:eastAsia="Avenir Next"/>
           <w:color w:val="1A1A1A"/>
-          <w:sz w:val="22"/>
-          <w:szCs w:val="22"/>
+          <w:sz w:val="21"/>
+          <w:szCs w:val="21"/>
         </w:rPr>
         <w:t xml:space="preserve">Ali got 4 of 5 right. Bo got 15 of 20 right. Who did better?</w:t>
       </w:r>
@@ -2569,8 +2634,37 @@
           <w:color w:val="1A1A1A"/>
           <w:sz w:val="21"/>
           <w:szCs w:val="21"/>
-        </w:rPr>
-        <w:t xml:space="preserve">16 &gt; 15, so </w:t>
+          <w:u w:val="single"/>
+        </w:rPr>
+        <w:t xml:space="preserve">                </w:t>
+      </w:r>
+      <w:r>
+        <w:rPr>
+          <w:rFonts w:ascii="Avenir Next" w:hAnsi="Avenir Next" w:cs="Avenir Next" w:eastAsia="Avenir Next"/>
+          <w:color w:val="1A1A1A"/>
+          <w:sz w:val="21"/>
+          <w:szCs w:val="21"/>
+        </w:rPr>
+        <w:t xml:space="preserve"> &gt; </w:t>
+      </w:r>
+      <w:r>
+        <w:rPr>
+          <w:rFonts w:ascii="Avenir Next" w:hAnsi="Avenir Next" w:cs="Avenir Next" w:eastAsia="Avenir Next"/>
+          <w:color w:val="1A1A1A"/>
+          <w:sz w:val="21"/>
+          <w:szCs w:val="21"/>
+          <w:u w:val="single"/>
+        </w:rPr>
+        <w:t xml:space="preserve">                </w:t>
+      </w:r>
+      <w:r>
+        <w:rPr>
+          <w:rFonts w:ascii="Avenir Next" w:hAnsi="Avenir Next" w:cs="Avenir Next" w:eastAsia="Avenir Next"/>
+          <w:color w:val="1A1A1A"/>
+          <w:sz w:val="21"/>
+          <w:szCs w:val="21"/>
+        </w:rPr>
+        <w:t xml:space="preserve">, so </w:t>
       </w:r>
       <w:r>
         <w:rPr>
@@ -2611,8 +2705,8 @@
           <w:rFonts w:ascii="Avenir Next" w:hAnsi="Avenir Next" w:cs="Avenir Next" w:eastAsia="Avenir Next"/>
           <w:b/>
           <w:color w:val="1A1A1A"/>
-          <w:sz w:val="22"/>
-          <w:szCs w:val="22"/>
+          <w:sz w:val="21"/>
+          <w:szCs w:val="21"/>
         </w:rPr>
         <w:t xml:space="preserve">5.</w:t>
       </w:r>
@@ -2620,8 +2714,8 @@
         <w:rPr>
           <w:rFonts w:ascii="Avenir Next" w:hAnsi="Avenir Next" w:cs="Avenir Next" w:eastAsia="Avenir Next"/>
           <w:color w:val="1A1A1A"/>
-          <w:sz w:val="22"/>
-          <w:szCs w:val="22"/>
+          <w:sz w:val="21"/>
+          <w:szCs w:val="21"/>
         </w:rPr>
         <w:tab/>
       </w:r>
@@ -2629,8 +2723,8 @@
         <w:rPr>
           <w:rFonts w:ascii="Avenir Next" w:hAnsi="Avenir Next" w:cs="Avenir Next" w:eastAsia="Avenir Next"/>
           <w:color w:val="1A1A1A"/>
-          <w:sz w:val="22"/>
-          <w:szCs w:val="22"/>
+          <w:sz w:val="21"/>
+          <w:szCs w:val="21"/>
         </w:rPr>
         <w:t xml:space="preserve">Cam made 3 of 4 shots. Dee made 7 of 8. Who did better?</w:t>
       </w:r>
@@ -2802,8 +2896,37 @@
           <w:color w:val="1A1A1A"/>
           <w:sz w:val="21"/>
           <w:szCs w:val="21"/>
-        </w:rPr>
-        <w:t xml:space="preserve">6 &lt; 7, so </w:t>
+          <w:u w:val="single"/>
+        </w:rPr>
+        <w:t xml:space="preserve">                </w:t>
+      </w:r>
+      <w:r>
+        <w:rPr>
+          <w:rFonts w:ascii="Avenir Next" w:hAnsi="Avenir Next" w:cs="Avenir Next" w:eastAsia="Avenir Next"/>
+          <w:color w:val="1A1A1A"/>
+          <w:sz w:val="21"/>
+          <w:szCs w:val="21"/>
+        </w:rPr>
+        <w:t xml:space="preserve"> &lt; </w:t>
+      </w:r>
+      <w:r>
+        <w:rPr>
+          <w:rFonts w:ascii="Avenir Next" w:hAnsi="Avenir Next" w:cs="Avenir Next" w:eastAsia="Avenir Next"/>
+          <w:color w:val="1A1A1A"/>
+          <w:sz w:val="21"/>
+          <w:szCs w:val="21"/>
+          <w:u w:val="single"/>
+        </w:rPr>
+        <w:t xml:space="preserve">                </w:t>
+      </w:r>
+      <w:r>
+        <w:rPr>
+          <w:rFonts w:ascii="Avenir Next" w:hAnsi="Avenir Next" w:cs="Avenir Next" w:eastAsia="Avenir Next"/>
+          <w:color w:val="1A1A1A"/>
+          <w:sz w:val="21"/>
+          <w:szCs w:val="21"/>
+        </w:rPr>
+        <w:t xml:space="preserve">, so </w:t>
       </w:r>
       <w:r>
         <w:rPr>
@@ -2840,6 +2963,7 @@
           <w:tab w:val="right" w:pos="9504"/>
         </w:tabs>
         <w:spacing w:before="50" w:after="36" w:line="240" w:lineRule="auto"/>
+        <w:outlineLvl w:val="1"/>
       </w:pPr>
       <w:r>
         <w:rPr>
@@ -2924,8 +3048,8 @@
                 <w:rFonts w:ascii="Avenir Next" w:hAnsi="Avenir Next" w:cs="Avenir Next" w:eastAsia="Avenir Next"/>
                 <w:b/>
                 <w:color w:val="1A1A1A"/>
-                <w:sz w:val="22"/>
-                <w:szCs w:val="22"/>
+                <w:sz w:val="21"/>
+                <w:szCs w:val="21"/>
               </w:rPr>
               <w:t xml:space="preserve">6.</w:t>
             </w:r>
@@ -2933,8 +3057,8 @@
               <w:rPr>
                 <w:rFonts w:ascii="Avenir Next" w:hAnsi="Avenir Next" w:cs="Avenir Next" w:eastAsia="Avenir Next"/>
                 <w:color w:val="1A1A1A"/>
-                <w:sz w:val="22"/>
-                <w:szCs w:val="22"/>
+                <w:sz w:val="21"/>
+                <w:szCs w:val="21"/>
               </w:rPr>
               <w:tab/>
             </w:r>
@@ -2942,8 +3066,8 @@
               <w:rPr>
                 <w:rFonts w:ascii="Avenir Next" w:hAnsi="Avenir Next" w:cs="Avenir Next" w:eastAsia="Avenir Next"/>
                 <w:color w:val="1A1A1A"/>
-                <w:sz w:val="22"/>
-                <w:szCs w:val="22"/>
+                <w:sz w:val="21"/>
+                <w:szCs w:val="21"/>
               </w:rPr>
               <w:t xml:space="preserve">Write &lt;, &gt;, or = in each blank.</w:t>
             </w:r>
@@ -2997,8 +3121,8 @@
                       <w:rFonts w:ascii="Avenir Next" w:hAnsi="Avenir Next" w:cs="Avenir Next" w:eastAsia="Avenir Next"/>
                       <w:b/>
                       <w:color w:val="003A70"/>
-                      <w:sz w:val="22"/>
-                      <w:szCs w:val="22"/>
+                      <w:sz w:val="21"/>
+                      <w:szCs w:val="21"/>
                     </w:rPr>
                     <w:t xml:space="preserve">a.</w:t>
                   </w:r>
@@ -3006,8 +3130,8 @@
                     <w:rPr>
                       <w:rFonts w:ascii="Avenir Next" w:hAnsi="Avenir Next" w:cs="Avenir Next" w:eastAsia="Avenir Next"/>
                       <w:color w:val="1A1A1A"/>
-                      <w:sz w:val="22"/>
-                      <w:szCs w:val="22"/>
+                      <w:sz w:val="21"/>
+                      <w:szCs w:val="21"/>
                     </w:rPr>
                     <w:tab/>
                   </w:r>
@@ -3015,8 +3139,8 @@
                     <w:rPr>
                       <w:rFonts w:ascii="Avenir Next" w:hAnsi="Avenir Next" w:cs="Avenir Next" w:eastAsia="Avenir Next"/>
                       <w:color w:val="1A1A1A"/>
-                      <w:sz w:val="22"/>
-                      <w:szCs w:val="22"/>
+                      <w:sz w:val="21"/>
+                      <w:szCs w:val="21"/>
                     </w:rPr>
                     <w:t xml:space="preserve">2/5 </w:t>
                   </w:r>
@@ -3024,8 +3148,8 @@
                     <w:rPr>
                       <w:rFonts w:ascii="Avenir Next" w:hAnsi="Avenir Next" w:cs="Avenir Next" w:eastAsia="Avenir Next"/>
                       <w:color w:val="1A1A1A"/>
-                      <w:sz w:val="22"/>
-                      <w:szCs w:val="22"/>
+                      <w:sz w:val="21"/>
+                      <w:szCs w:val="21"/>
                       <w:u w:val="single"/>
                     </w:rPr>
                     <w:t xml:space="preserve">      </w:t>
@@ -3034,8 +3158,8 @@
                     <w:rPr>
                       <w:rFonts w:ascii="Avenir Next" w:hAnsi="Avenir Next" w:cs="Avenir Next" w:eastAsia="Avenir Next"/>
                       <w:color w:val="1A1A1A"/>
-                      <w:sz w:val="22"/>
-                      <w:szCs w:val="22"/>
+                      <w:sz w:val="21"/>
+                      <w:szCs w:val="21"/>
                     </w:rPr>
                     <w:t xml:space="preserve"> 3/10</w:t>
                   </w:r>
@@ -3059,8 +3183,8 @@
                       <w:rFonts w:ascii="Avenir Next" w:hAnsi="Avenir Next" w:cs="Avenir Next" w:eastAsia="Avenir Next"/>
                       <w:b/>
                       <w:color w:val="003A70"/>
-                      <w:sz w:val="22"/>
-                      <w:szCs w:val="22"/>
+                      <w:sz w:val="21"/>
+                      <w:szCs w:val="21"/>
                     </w:rPr>
                     <w:t xml:space="preserve">b.</w:t>
                   </w:r>
@@ -3068,8 +3192,8 @@
                     <w:rPr>
                       <w:rFonts w:ascii="Avenir Next" w:hAnsi="Avenir Next" w:cs="Avenir Next" w:eastAsia="Avenir Next"/>
                       <w:color w:val="1A1A1A"/>
-                      <w:sz w:val="22"/>
-                      <w:szCs w:val="22"/>
+                      <w:sz w:val="21"/>
+                      <w:szCs w:val="21"/>
                     </w:rPr>
                     <w:tab/>
                   </w:r>
@@ -3077,8 +3201,8 @@
                     <w:rPr>
                       <w:rFonts w:ascii="Avenir Next" w:hAnsi="Avenir Next" w:cs="Avenir Next" w:eastAsia="Avenir Next"/>
                       <w:color w:val="1A1A1A"/>
-                      <w:sz w:val="22"/>
-                      <w:szCs w:val="22"/>
+                      <w:sz w:val="21"/>
+                      <w:szCs w:val="21"/>
                     </w:rPr>
                     <w:t xml:space="preserve">3/4 </w:t>
                   </w:r>
@@ -3086,8 +3210,8 @@
                     <w:rPr>
                       <w:rFonts w:ascii="Avenir Next" w:hAnsi="Avenir Next" w:cs="Avenir Next" w:eastAsia="Avenir Next"/>
                       <w:color w:val="1A1A1A"/>
-                      <w:sz w:val="22"/>
-                      <w:szCs w:val="22"/>
+                      <w:sz w:val="21"/>
+                      <w:szCs w:val="21"/>
                       <w:u w:val="single"/>
                     </w:rPr>
                     <w:t xml:space="preserve">      </w:t>
@@ -3096,8 +3220,8 @@
                     <w:rPr>
                       <w:rFonts w:ascii="Avenir Next" w:hAnsi="Avenir Next" w:cs="Avenir Next" w:eastAsia="Avenir Next"/>
                       <w:color w:val="1A1A1A"/>
-                      <w:sz w:val="22"/>
-                      <w:szCs w:val="22"/>
+                      <w:sz w:val="21"/>
+                      <w:szCs w:val="21"/>
                     </w:rPr>
                     <w:t xml:space="preserve"> 6/8</w:t>
                   </w:r>
@@ -3127,8 +3251,8 @@
                       <w:rFonts w:ascii="Avenir Next" w:hAnsi="Avenir Next" w:cs="Avenir Next" w:eastAsia="Avenir Next"/>
                       <w:b/>
                       <w:color w:val="003A70"/>
-                      <w:sz w:val="22"/>
-                      <w:szCs w:val="22"/>
+                      <w:sz w:val="21"/>
+                      <w:szCs w:val="21"/>
                     </w:rPr>
                     <w:t xml:space="preserve">c.</w:t>
                   </w:r>
@@ -3136,8 +3260,8 @@
                     <w:rPr>
                       <w:rFonts w:ascii="Avenir Next" w:hAnsi="Avenir Next" w:cs="Avenir Next" w:eastAsia="Avenir Next"/>
                       <w:color w:val="1A1A1A"/>
-                      <w:sz w:val="22"/>
-                      <w:szCs w:val="22"/>
+                      <w:sz w:val="21"/>
+                      <w:szCs w:val="21"/>
                     </w:rPr>
                     <w:tab/>
                   </w:r>
@@ -3145,8 +3269,8 @@
                     <w:rPr>
                       <w:rFonts w:ascii="Avenir Next" w:hAnsi="Avenir Next" w:cs="Avenir Next" w:eastAsia="Avenir Next"/>
                       <w:color w:val="1A1A1A"/>
-                      <w:sz w:val="22"/>
-                      <w:szCs w:val="22"/>
+                      <w:sz w:val="21"/>
+                      <w:szCs w:val="21"/>
                     </w:rPr>
                     <w:t xml:space="preserve">1/3 </w:t>
                   </w:r>
@@ -3154,8 +3278,8 @@
                     <w:rPr>
                       <w:rFonts w:ascii="Avenir Next" w:hAnsi="Avenir Next" w:cs="Avenir Next" w:eastAsia="Avenir Next"/>
                       <w:color w:val="1A1A1A"/>
-                      <w:sz w:val="22"/>
-                      <w:szCs w:val="22"/>
+                      <w:sz w:val="21"/>
+                      <w:szCs w:val="21"/>
                       <w:u w:val="single"/>
                     </w:rPr>
                     <w:t xml:space="preserve">      </w:t>
@@ -3164,8 +3288,8 @@
                     <w:rPr>
                       <w:rFonts w:ascii="Avenir Next" w:hAnsi="Avenir Next" w:cs="Avenir Next" w:eastAsia="Avenir Next"/>
                       <w:color w:val="1A1A1A"/>
-                      <w:sz w:val="22"/>
-                      <w:szCs w:val="22"/>
+                      <w:sz w:val="21"/>
+                      <w:szCs w:val="21"/>
                     </w:rPr>
                     <w:t xml:space="preserve"> 4/9</w:t>
                   </w:r>
@@ -3189,8 +3313,8 @@
                       <w:rFonts w:ascii="Avenir Next" w:hAnsi="Avenir Next" w:cs="Avenir Next" w:eastAsia="Avenir Next"/>
                       <w:b/>
                       <w:color w:val="003A70"/>
-                      <w:sz w:val="22"/>
-                      <w:szCs w:val="22"/>
+                      <w:sz w:val="21"/>
+                      <w:szCs w:val="21"/>
                     </w:rPr>
                     <w:t xml:space="preserve">d.</w:t>
                   </w:r>
@@ -3198,8 +3322,8 @@
                     <w:rPr>
                       <w:rFonts w:ascii="Avenir Next" w:hAnsi="Avenir Next" w:cs="Avenir Next" w:eastAsia="Avenir Next"/>
                       <w:color w:val="1A1A1A"/>
-                      <w:sz w:val="22"/>
-                      <w:szCs w:val="22"/>
+                      <w:sz w:val="21"/>
+                      <w:szCs w:val="21"/>
                     </w:rPr>
                     <w:tab/>
                   </w:r>
@@ -3207,8 +3331,8 @@
                     <w:rPr>
                       <w:rFonts w:ascii="Avenir Next" w:hAnsi="Avenir Next" w:cs="Avenir Next" w:eastAsia="Avenir Next"/>
                       <w:color w:val="1A1A1A"/>
-                      <w:sz w:val="22"/>
-                      <w:szCs w:val="22"/>
+                      <w:sz w:val="21"/>
+                      <w:szCs w:val="21"/>
                     </w:rPr>
                     <w:t xml:space="preserve">7/10 </w:t>
                   </w:r>
@@ -3216,8 +3340,8 @@
                     <w:rPr>
                       <w:rFonts w:ascii="Avenir Next" w:hAnsi="Avenir Next" w:cs="Avenir Next" w:eastAsia="Avenir Next"/>
                       <w:color w:val="1A1A1A"/>
-                      <w:sz w:val="22"/>
-                      <w:szCs w:val="22"/>
+                      <w:sz w:val="21"/>
+                      <w:szCs w:val="21"/>
                       <w:u w:val="single"/>
                     </w:rPr>
                     <w:t xml:space="preserve">      </w:t>
@@ -3226,8 +3350,8 @@
                     <w:rPr>
                       <w:rFonts w:ascii="Avenir Next" w:hAnsi="Avenir Next" w:cs="Avenir Next" w:eastAsia="Avenir Next"/>
                       <w:color w:val="1A1A1A"/>
-                      <w:sz w:val="22"/>
-                      <w:szCs w:val="22"/>
+                      <w:sz w:val="21"/>
+                      <w:szCs w:val="21"/>
                     </w:rPr>
                     <w:t xml:space="preserve"> 16/20</w:t>
                   </w:r>
@@ -3258,6 +3382,7 @@
           <w:tab w:val="right" w:pos="9504"/>
         </w:tabs>
         <w:spacing w:before="50" w:after="36" w:line="240" w:lineRule="auto"/>
+        <w:outlineLvl w:val="1"/>
       </w:pPr>
       <w:r>
         <w:rPr>
@@ -3342,8 +3467,8 @@
                 <w:rFonts w:ascii="Avenir Next" w:hAnsi="Avenir Next" w:cs="Avenir Next" w:eastAsia="Avenir Next"/>
                 <w:b/>
                 <w:color w:val="1A1A1A"/>
-                <w:sz w:val="22"/>
-                <w:szCs w:val="22"/>
+                <w:sz w:val="21"/>
+                <w:szCs w:val="21"/>
               </w:rPr>
               <w:t xml:space="preserve">7.</w:t>
             </w:r>
@@ -3351,8 +3476,8 @@
               <w:rPr>
                 <w:rFonts w:ascii="Avenir Next" w:hAnsi="Avenir Next" w:cs="Avenir Next" w:eastAsia="Avenir Next"/>
                 <w:color w:val="1A1A1A"/>
-                <w:sz w:val="22"/>
-                <w:szCs w:val="22"/>
+                <w:sz w:val="21"/>
+                <w:szCs w:val="21"/>
               </w:rPr>
               <w:tab/>
             </w:r>
@@ -3360,8 +3485,8 @@
               <w:rPr>
                 <w:rFonts w:ascii="Avenir Next" w:hAnsi="Avenir Next" w:cs="Avenir Next" w:eastAsia="Avenir Next"/>
                 <w:color w:val="1A1A1A"/>
-                <w:sz w:val="22"/>
-                <w:szCs w:val="22"/>
+                <w:sz w:val="21"/>
+                <w:szCs w:val="21"/>
               </w:rPr>
               <w:t xml:space="preserve">Theo made 12 of 20 shots. Mia made 14 of 25. Who did better?</w:t>
             </w:r>
@@ -3414,8 +3539,8 @@
                       <w:rFonts w:ascii="Avenir Next" w:hAnsi="Avenir Next" w:cs="Avenir Next" w:eastAsia="Avenir Next"/>
                       <w:b/>
                       <w:color w:val="003A70"/>
-                      <w:sz w:val="21"/>
-                      <w:szCs w:val="21"/>
+                      <w:sz w:val="22"/>
+                      <w:szCs w:val="22"/>
                     </w:rPr>
                     <w:t xml:space="preserve">A</w:t>
                   </w:r>
@@ -3423,8 +3548,8 @@
                     <w:rPr>
                       <w:rFonts w:ascii="Avenir Next" w:hAnsi="Avenir Next" w:cs="Avenir Next" w:eastAsia="Avenir Next"/>
                       <w:color w:val="1A1A1A"/>
-                      <w:sz w:val="21"/>
-                      <w:szCs w:val="21"/>
+                      <w:sz w:val="22"/>
+                      <w:szCs w:val="22"/>
                     </w:rPr>
                     <w:tab/>
                   </w:r>
@@ -3432,8 +3557,8 @@
                     <w:rPr>
                       <w:rFonts w:ascii="Avenir Next" w:hAnsi="Avenir Next" w:cs="Avenir Next" w:eastAsia="Avenir Next"/>
                       <w:color w:val="1A1A1A"/>
-                      <w:sz w:val="21"/>
-                      <w:szCs w:val="21"/>
+                      <w:sz w:val="22"/>
+                      <w:szCs w:val="22"/>
                     </w:rPr>
                     <w:t xml:space="preserve">Mia, 14 is more than 12</w:t>
                   </w:r>
@@ -3457,8 +3582,8 @@
                       <w:rFonts w:ascii="Avenir Next" w:hAnsi="Avenir Next" w:cs="Avenir Next" w:eastAsia="Avenir Next"/>
                       <w:b/>
                       <w:color w:val="003A70"/>
-                      <w:sz w:val="21"/>
-                      <w:szCs w:val="21"/>
+                      <w:sz w:val="22"/>
+                      <w:szCs w:val="22"/>
                     </w:rPr>
                     <w:t xml:space="preserve">B</w:t>
                   </w:r>
@@ -3466,8 +3591,8 @@
                     <w:rPr>
                       <w:rFonts w:ascii="Avenir Next" w:hAnsi="Avenir Next" w:cs="Avenir Next" w:eastAsia="Avenir Next"/>
                       <w:color w:val="1A1A1A"/>
-                      <w:sz w:val="21"/>
-                      <w:szCs w:val="21"/>
+                      <w:sz w:val="22"/>
+                      <w:szCs w:val="22"/>
                     </w:rPr>
                     <w:tab/>
                   </w:r>
@@ -3475,8 +3600,8 @@
                     <w:rPr>
                       <w:rFonts w:ascii="Avenir Next" w:hAnsi="Avenir Next" w:cs="Avenir Next" w:eastAsia="Avenir Next"/>
                       <w:color w:val="1A1A1A"/>
-                      <w:sz w:val="21"/>
-                      <w:szCs w:val="21"/>
+                      <w:sz w:val="22"/>
+                      <w:szCs w:val="22"/>
                     </w:rPr>
                     <w:t xml:space="preserve">Theo, 60% beats 56%</w:t>
                   </w:r>
@@ -3505,8 +3630,8 @@
                       <w:rFonts w:ascii="Avenir Next" w:hAnsi="Avenir Next" w:cs="Avenir Next" w:eastAsia="Avenir Next"/>
                       <w:b/>
                       <w:color w:val="003A70"/>
-                      <w:sz w:val="21"/>
-                      <w:szCs w:val="21"/>
+                      <w:sz w:val="22"/>
+                      <w:szCs w:val="22"/>
                     </w:rPr>
                     <w:t xml:space="preserve">C</w:t>
                   </w:r>
@@ -3514,8 +3639,8 @@
                     <w:rPr>
                       <w:rFonts w:ascii="Avenir Next" w:hAnsi="Avenir Next" w:cs="Avenir Next" w:eastAsia="Avenir Next"/>
                       <w:color w:val="1A1A1A"/>
-                      <w:sz w:val="21"/>
-                      <w:szCs w:val="21"/>
+                      <w:sz w:val="22"/>
+                      <w:szCs w:val="22"/>
                     </w:rPr>
                     <w:tab/>
                   </w:r>
@@ -3523,8 +3648,8 @@
                     <w:rPr>
                       <w:rFonts w:ascii="Avenir Next" w:hAnsi="Avenir Next" w:cs="Avenir Next" w:eastAsia="Avenir Next"/>
                       <w:color w:val="1A1A1A"/>
-                      <w:sz w:val="21"/>
-                      <w:szCs w:val="21"/>
+                      <w:sz w:val="22"/>
+                      <w:szCs w:val="22"/>
                     </w:rPr>
                     <w:t xml:space="preserve">They tie</w:t>
                   </w:r>
@@ -3548,8 +3673,8 @@
                       <w:rFonts w:ascii="Avenir Next" w:hAnsi="Avenir Next" w:cs="Avenir Next" w:eastAsia="Avenir Next"/>
                       <w:b/>
                       <w:color w:val="003A70"/>
-                      <w:sz w:val="21"/>
-                      <w:szCs w:val="21"/>
+                      <w:sz w:val="22"/>
+                      <w:szCs w:val="22"/>
                     </w:rPr>
                     <w:t xml:space="preserve">D</w:t>
                   </w:r>
@@ -3557,8 +3682,8 @@
                     <w:rPr>
                       <w:rFonts w:ascii="Avenir Next" w:hAnsi="Avenir Next" w:cs="Avenir Next" w:eastAsia="Avenir Next"/>
                       <w:color w:val="1A1A1A"/>
-                      <w:sz w:val="21"/>
-                      <w:szCs w:val="21"/>
+                      <w:sz w:val="22"/>
+                      <w:szCs w:val="22"/>
                     </w:rPr>
                     <w:tab/>
                   </w:r>
@@ -3566,8 +3691,8 @@
                     <w:rPr>
                       <w:rFonts w:ascii="Avenir Next" w:hAnsi="Avenir Next" w:cs="Avenir Next" w:eastAsia="Avenir Next"/>
                       <w:color w:val="1A1A1A"/>
-                      <w:sz w:val="21"/>
-                      <w:szCs w:val="21"/>
+                      <w:sz w:val="22"/>
+                      <w:szCs w:val="22"/>
                     </w:rPr>
                     <w:t xml:space="preserve">Mia, 25 is more than 20</w:t>
                   </w:r>
@@ -3615,19 +3740,19 @@
         <w:tblLook w:val="0000" w:firstRow="0" w:lastRow="0" w:firstColumn="0" w:lastColumn="0" w:noHBand="1" w:noVBand="1"/>
       </w:tblPr>
       <w:tblGrid>
-        <w:gridCol w:w="2000"/>
-        <w:gridCol w:w="2300"/>
-        <w:gridCol w:w="2100"/>
-        <w:gridCol w:w="3104"/>
+        <w:gridCol w:w="1750"/>
+        <w:gridCol w:w="2500"/>
+        <w:gridCol w:w="2200"/>
+        <w:gridCol w:w="3054"/>
       </w:tblGrid>
       <w:tr>
         <w:trPr>
           <w:cantSplit/>
-          <w:trHeight w:val="320" w:hRule="atLeast"/>
+          <w:trHeight w:val="300" w:hRule="atLeast"/>
         </w:trPr>
         <w:tc>
           <w:tcPr>
-            <w:tcW w:w="2000" w:type="dxa"/>
+            <w:tcW w:w="1750" w:type="dxa"/>
             <w:vAlign w:val="center"/>
           </w:tcPr>
           <w:p>
@@ -3649,7 +3774,7 @@
         </w:tc>
         <w:tc>
           <w:tcPr>
-            <w:tcW w:w="2300" w:type="dxa"/>
+            <w:tcW w:w="2500" w:type="dxa"/>
             <w:vAlign w:val="center"/>
           </w:tcPr>
           <w:p>
@@ -3660,8 +3785,8 @@
               <w:rPr>
                 <w:rFonts w:ascii="Arial" w:hAnsi="Arial" w:cs="Arial" w:eastAsia="Arial"/>
                 <w:color w:val="1A1A1A"/>
-                <w:sz w:val="24"/>
-                <w:szCs w:val="24"/>
+                <w:sz w:val="20"/>
+                <w:szCs w:val="20"/>
               </w:rPr>
               <w:t xml:space="preserve">□</w:t>
             </w:r>
@@ -3678,7 +3803,7 @@
         </w:tc>
         <w:tc>
           <w:tcPr>
-            <w:tcW w:w="2100" w:type="dxa"/>
+            <w:tcW w:w="2200" w:type="dxa"/>
             <w:vAlign w:val="center"/>
           </w:tcPr>
           <w:p>
@@ -3689,8 +3814,8 @@
               <w:rPr>
                 <w:rFonts w:ascii="Arial" w:hAnsi="Arial" w:cs="Arial" w:eastAsia="Arial"/>
                 <w:color w:val="1A1A1A"/>
-                <w:sz w:val="24"/>
-                <w:szCs w:val="24"/>
+                <w:sz w:val="20"/>
+                <w:szCs w:val="20"/>
               </w:rPr>
               <w:t xml:space="preserve">□</w:t>
             </w:r>
@@ -3707,7 +3832,7 @@
         </w:tc>
         <w:tc>
           <w:tcPr>
-            <w:tcW w:w="3104" w:type="dxa"/>
+            <w:tcW w:w="3054" w:type="dxa"/>
             <w:vAlign w:val="center"/>
           </w:tcPr>
           <w:p>
@@ -3718,8 +3843,8 @@
               <w:rPr>
                 <w:rFonts w:ascii="Arial" w:hAnsi="Arial" w:cs="Arial" w:eastAsia="Arial"/>
                 <w:color w:val="1A1A1A"/>
-                <w:sz w:val="24"/>
-                <w:szCs w:val="24"/>
+                <w:sz w:val="20"/>
+                <w:szCs w:val="20"/>
               </w:rPr>
               <w:t xml:space="preserve">□</w:t>
             </w:r>
@@ -3754,7 +3879,7 @@
     <w:sectPr>
       <w:footerReference w:type="default" r:id="rIdFooter1"/>
       <w:pgSz w:w="12240" w:h="15840"/>
-      <w:pgMar w:top="893" w:right="1224" w:bottom="835" w:left="1512" w:header="432" w:footer="432" w:gutter="0"/>
+      <w:pgMar w:top="780" w:right="1224" w:bottom="760" w:left="1512" w:header="432" w:footer="432" w:gutter="0"/>
       <w:cols w:space="720"/>
     </w:sectPr>
   </w:body>
